--- a/contracts/CONTRACTOR AGREEMENT_Chris_Jay.docx
+++ b/contracts/CONTRACTOR AGREEMENT_Chris_Jay.docx
@@ -26,7 +26,7 @@
     <w:p>
       <w:pPr>
         <w:pStyle w:val="LO-normal"/>
-        <w:spacing w:lineRule="auto" w:line="240" w:before="0" w:after="240"/>
+        <w:spacing w:lineRule="auto" w:line="240" w:before="0" w:after="0"/>
         <w:ind w:firstLine="450"/>
         <w:rPr/>
       </w:pPr>
@@ -64,36 +64,49 @@
           <w:sz w:val="22"/>
           <w:szCs w:val="22"/>
         </w:rPr>
-        <w:t xml:space="preserve">and </w:t>
-      </w:r>
-      <w:r>
-        <w:rPr>
-          <w:rStyle w:val="Strong"/>
+        <w:t xml:space="preserve">and: </w:t>
+      </w:r>
+      <w:r>
+        <w:rPr>
           <w:b w:val="false"/>
           <w:bCs w:val="false"/>
           <w:sz w:val="22"/>
           <w:szCs w:val="22"/>
         </w:rPr>
-        <w:t>Chris Jay Cleto Cardano</w:t>
-      </w:r>
-      <w:r>
+        <w:t>____________________________________________________________________________,</w:t>
+      </w:r>
+    </w:p>
+    <w:p>
+      <w:pPr>
+        <w:pStyle w:val="LO-normal"/>
+        <w:spacing w:lineRule="auto" w:line="240" w:before="0" w:after="0"/>
+        <w:ind w:hanging="0"/>
         <w:rPr>
           <w:b w:val="false"/>
           <w:bCs w:val="false"/>
           <w:sz w:val="22"/>
           <w:szCs w:val="22"/>
         </w:rPr>
-        <w:t xml:space="preserve">, with a principal place of business located at </w:t>
-      </w:r>
-      <w:r>
-        <w:rPr>
-          <w:rStyle w:val="Strong"/>
+      </w:pPr>
+      <w:r>
+        <w:rPr/>
+      </w:r>
+    </w:p>
+    <w:p>
+      <w:pPr>
+        <w:pStyle w:val="LO-normal"/>
+        <w:spacing w:lineRule="auto" w:line="240" w:before="0" w:after="69"/>
+        <w:ind w:hanging="0"/>
+        <w:rPr/>
+      </w:pPr>
+      <w:r>
+        <w:rPr>
           <w:b w:val="false"/>
           <w:bCs w:val="false"/>
           <w:sz w:val="22"/>
           <w:szCs w:val="22"/>
         </w:rPr>
-        <w:t>44 Mapagmahal Street, Brgy. Pinyahan, Quezon City, Philippines</w:t>
+        <w:t xml:space="preserve">with a principal place of business located at: </w:t>
       </w:r>
       <w:r>
         <w:rPr>
@@ -102,7 +115,42 @@
           <w:sz w:val="22"/>
           <w:szCs w:val="22"/>
         </w:rPr>
-        <w:t xml:space="preserve">, (hereinafter referred to as the "Contractor"). </w:t>
+        <w:t>____________________________________________________________________________</w:t>
+        <w:br/>
+        <w:t>____________________________________________________________________________,</w:t>
+      </w:r>
+    </w:p>
+    <w:p>
+      <w:pPr>
+        <w:pStyle w:val="LO-normal"/>
+        <w:spacing w:lineRule="auto" w:line="240" w:before="0" w:after="0"/>
+        <w:ind w:hanging="0"/>
+        <w:rPr>
+          <w:b w:val="false"/>
+          <w:bCs w:val="false"/>
+          <w:sz w:val="22"/>
+          <w:szCs w:val="22"/>
+        </w:rPr>
+      </w:pPr>
+      <w:r>
+        <w:rPr/>
+      </w:r>
+    </w:p>
+    <w:p>
+      <w:pPr>
+        <w:pStyle w:val="LO-normal"/>
+        <w:spacing w:lineRule="auto" w:line="240" w:before="0" w:after="126"/>
+        <w:ind w:hanging="0"/>
+        <w:rPr/>
+      </w:pPr>
+      <w:r>
+        <w:rPr>
+          <w:b w:val="false"/>
+          <w:bCs w:val="false"/>
+          <w:sz w:val="22"/>
+          <w:szCs w:val="22"/>
+        </w:rPr>
+        <w:t xml:space="preserve">(hereinafter referred to as the "Contractor"). </w:t>
       </w:r>
     </w:p>
     <w:p>
@@ -1102,35 +1150,11 @@
     <w:p>
       <w:pPr>
         <w:pStyle w:val="LO-normal"/>
-        <w:spacing w:lineRule="auto" w:line="240" w:before="0" w:after="0"/>
-        <w:rPr/>
-      </w:pPr>
-      <w:r>
-        <w:rPr/>
-      </w:r>
-    </w:p>
-    <w:p>
-      <w:pPr>
-        <w:pStyle w:val="BodyText"/>
-        <w:tabs>
-          <w:tab w:val="clear" w:pos="720"/>
-          <w:tab w:val="left" w:pos="450" w:leader="none"/>
-        </w:tabs>
-        <w:spacing w:lineRule="auto" w:line="240" w:before="0" w:after="0"/>
-        <w:rPr>
-          <w:rStyle w:val="Strong"/>
-          <w:b w:val="false"/>
-          <w:bCs w:val="false"/>
-        </w:rPr>
-      </w:pPr>
-      <w:r>
-        <w:rPr>
-          <w:b w:val="false"/>
-          <w:bCs w:val="false"/>
-        </w:rPr>
-      </w:r>
-      <w:r>
-        <w:br w:type="page"/>
+        <w:spacing w:lineRule="auto" w:line="240" w:before="114" w:after="114"/>
+        <w:rPr/>
+      </w:pPr>
+      <w:r>
+        <w:rPr/>
       </w:r>
     </w:p>
     <w:p>
@@ -1411,13 +1435,7 @@
       </w:r>
       <w:r>
         <w:rPr/>
-        <w:t>, the Contractor agrees to pay the Company liquidated damages as a reasonable pre-estimate of the damages likely to be suffered by the Company, including lost revenue, recruitment and training costs, and loss of business opportunities. The liquidated damages shall be equal to the greater of:</w:t>
-        <w:br/>
-        <w:tab/>
-        <w:t>(a) USD $4,000; or</w:t>
-        <w:br/>
-        <w:tab/>
-        <w:t>(b) half the total fees paid by the Company to the Contractor under this Agreement during the twelve (12) months preceding the breach.</w:t>
+        <w:t>, the Contractor agrees to pay the Company liquidated damages as a reasonable pre-estimate of the damages likely to be suffered by the Company, including lost revenue, recruitment and training costs, and loss of business opportunities. The liquidated damages shall be equal to half the total fees paid by the Company to the Contractor under this Agreement during the twelve (12) months preceding the breach.</w:t>
       </w:r>
     </w:p>
     <w:p>
@@ -1859,6 +1877,19 @@
       </w:pPr>
       <w:r>
         <w:rPr/>
+      </w:r>
+      <w:r>
+        <w:br w:type="page"/>
+      </w:r>
+    </w:p>
+    <w:p>
+      <w:pPr>
+        <w:pStyle w:val="LO-normal"/>
+        <w:ind w:firstLine="450"/>
+        <w:rPr/>
+      </w:pPr>
+      <w:r>
+        <w:rPr/>
         <w:t xml:space="preserve">12.10 </w:t>
       </w:r>
       <w:r>
@@ -2128,6 +2159,75 @@
         <w:tab/>
         <w:tab/>
         <w:t xml:space="preserve">Name:  </w:t>
+      </w:r>
+    </w:p>
+    <w:p>
+      <w:pPr>
+        <w:pStyle w:val="LO-normal"/>
+        <w:spacing w:lineRule="auto" w:line="360"/>
+        <w:rPr>
+          <w:rFonts w:ascii="Arial" w:hAnsi="Arial"/>
+          <w:sz w:val="22"/>
+          <w:szCs w:val="22"/>
+        </w:rPr>
+      </w:pPr>
+      <w:r>
+        <w:rPr>
+          <w:sz w:val="22"/>
+          <w:szCs w:val="22"/>
+        </w:rPr>
+        <w:tab/>
+        <w:tab/>
+        <w:tab/>
+        <w:tab/>
+        <w:tab/>
+        <w:t>Title:</w:t>
+      </w:r>
+    </w:p>
+    <w:p>
+      <w:pPr>
+        <w:pStyle w:val="LO-normal"/>
+        <w:spacing w:lineRule="auto" w:line="360"/>
+        <w:rPr>
+          <w:rFonts w:ascii="Arial" w:hAnsi="Arial"/>
+          <w:sz w:val="22"/>
+          <w:szCs w:val="22"/>
+        </w:rPr>
+      </w:pPr>
+      <w:r>
+        <w:rPr>
+          <w:sz w:val="22"/>
+          <w:szCs w:val="22"/>
+        </w:rPr>
+        <w:tab/>
+        <w:tab/>
+        <w:tab/>
+        <w:tab/>
+        <w:tab/>
+        <w:t xml:space="preserve">Phone:  </w:t>
+      </w:r>
+    </w:p>
+    <w:p>
+      <w:pPr>
+        <w:pStyle w:val="LO-normal"/>
+        <w:spacing w:lineRule="auto" w:line="360"/>
+        <w:rPr>
+          <w:rFonts w:ascii="Arial" w:hAnsi="Arial"/>
+          <w:sz w:val="22"/>
+          <w:szCs w:val="22"/>
+        </w:rPr>
+      </w:pPr>
+      <w:r>
+        <w:rPr>
+          <w:sz w:val="22"/>
+          <w:szCs w:val="22"/>
+        </w:rPr>
+        <w:tab/>
+        <w:tab/>
+        <w:tab/>
+        <w:tab/>
+        <w:tab/>
+        <w:t xml:space="preserve">Email: </w:t>
       </w:r>
       <w:r>
         <w:rPr>
@@ -2139,76 +2239,87 @@
           <w:sz w:val="22"/>
           <w:szCs w:val="22"/>
         </w:rPr>
-        <w:t xml:space="preserve">Chris Jay Cleto Cardano  </w:t>
-      </w:r>
-    </w:p>
-    <w:p>
-      <w:pPr>
-        <w:pStyle w:val="LO-normal"/>
-        <w:spacing w:lineRule="auto" w:line="360"/>
-        <w:rPr>
-          <w:rFonts w:ascii="Arial" w:hAnsi="Arial"/>
-          <w:sz w:val="22"/>
-          <w:szCs w:val="22"/>
-        </w:rPr>
-      </w:pPr>
-      <w:r>
-        <w:rPr>
-          <w:sz w:val="22"/>
-          <w:szCs w:val="22"/>
-        </w:rPr>
-        <w:tab/>
-        <w:tab/>
-        <w:tab/>
-        <w:tab/>
-        <w:tab/>
-        <w:t>Title:</w:t>
-      </w:r>
-    </w:p>
-    <w:p>
-      <w:pPr>
-        <w:pStyle w:val="LO-normal"/>
-        <w:spacing w:lineRule="auto" w:line="360"/>
-        <w:rPr>
-          <w:rFonts w:ascii="Arial" w:hAnsi="Arial"/>
-          <w:sz w:val="22"/>
-          <w:szCs w:val="22"/>
-        </w:rPr>
-      </w:pPr>
-      <w:r>
-        <w:rPr>
-          <w:sz w:val="22"/>
-          <w:szCs w:val="22"/>
-        </w:rPr>
-        <w:tab/>
-        <w:tab/>
-        <w:tab/>
-        <w:tab/>
-        <w:tab/>
-        <w:t xml:space="preserve">Phone:  </w:t>
-      </w:r>
-    </w:p>
-    <w:p>
-      <w:pPr>
-        <w:pStyle w:val="LO-normal"/>
-        <w:spacing w:lineRule="auto" w:line="360"/>
-        <w:rPr>
-          <w:rFonts w:ascii="Arial" w:hAnsi="Arial"/>
-          <w:sz w:val="22"/>
-          <w:szCs w:val="22"/>
-        </w:rPr>
-      </w:pPr>
-      <w:r>
-        <w:rPr>
-          <w:sz w:val="22"/>
-          <w:szCs w:val="22"/>
-        </w:rPr>
-        <w:tab/>
-        <w:tab/>
-        <w:tab/>
-        <w:tab/>
-        <w:tab/>
-        <w:t xml:space="preserve">Email: </w:t>
+        <w:t xml:space="preserve">  </w:t>
+      </w:r>
+    </w:p>
+    <w:p>
+      <w:pPr>
+        <w:pStyle w:val="LO-normal"/>
+        <w:rPr/>
+      </w:pPr>
+      <w:r>
+        <w:rPr>
+          <w:rFonts w:eastAsia="Palatino Linotype" w:cs="Palatino Linotype" w:ascii="Palatino Linotype" w:hAnsi="Palatino Linotype"/>
+        </w:rPr>
+        <w:tab/>
+        <w:tab/>
+        <w:tab/>
+        <w:tab/>
+      </w:r>
+      <w:r>
+        <w:rPr>
+          <w:rFonts w:eastAsia="Palatino Linotype" w:cs="Palatino Linotype"/>
+        </w:rPr>
+        <w:tab/>
+        <w:t>Date:</w:t>
+      </w:r>
+      <w:r>
+        <w:br w:type="page"/>
+      </w:r>
+    </w:p>
+    <w:p>
+      <w:pPr>
+        <w:pStyle w:val="LO-normal"/>
+        <w:spacing w:before="0" w:after="0"/>
+        <w:jc w:val="center"/>
+        <w:rPr>
+          <w:b/>
+        </w:rPr>
+      </w:pPr>
+      <w:r>
+        <w:rPr>
+          <w:b/>
+        </w:rPr>
+        <w:t>APPENDIX A</w:t>
+      </w:r>
+    </w:p>
+    <w:p>
+      <w:pPr>
+        <w:pStyle w:val="LO-normal"/>
+        <w:jc w:val="center"/>
+        <w:rPr>
+          <w:b/>
+        </w:rPr>
+      </w:pPr>
+      <w:r>
+        <w:rPr>
+          <w:b/>
+        </w:rPr>
+        <w:t>STATEMENT OF WORK</w:t>
+      </w:r>
+    </w:p>
+    <w:p>
+      <w:pPr>
+        <w:pStyle w:val="LO-normal"/>
+        <w:rPr/>
+      </w:pPr>
+      <w:r>
+        <w:rPr>
+          <w:rFonts w:eastAsia="Calibri" w:cs="Calibri" w:ascii="Calibri" w:hAnsi="Calibri"/>
+          <w:b/>
+          <w:sz w:val="26"/>
+          <w:szCs w:val="26"/>
+        </w:rPr>
+        <w:t>General:</w:t>
+      </w:r>
+      <w:r>
+        <w:rPr/>
+        <w:br/>
+        <w:tab/>
+        <w:t xml:space="preserve">Type: </w:t>
+        <w:br/>
+        <w:tab/>
+        <w:t>Name:</w:t>
       </w:r>
       <w:r>
         <w:rPr>
@@ -2220,99 +2331,7 @@
           <w:sz w:val="22"/>
           <w:szCs w:val="22"/>
         </w:rPr>
-        <w:t xml:space="preserve"> chriscards27@gmail.com </w:t>
-      </w:r>
-    </w:p>
-    <w:p>
-      <w:pPr>
-        <w:pStyle w:val="LO-normal"/>
-        <w:rPr/>
-      </w:pPr>
-      <w:r>
-        <w:rPr>
-          <w:rFonts w:eastAsia="Palatino Linotype" w:cs="Palatino Linotype" w:ascii="Palatino Linotype" w:hAnsi="Palatino Linotype"/>
-        </w:rPr>
-        <w:tab/>
-        <w:tab/>
-        <w:tab/>
-        <w:tab/>
-      </w:r>
-      <w:r>
-        <w:rPr>
-          <w:rFonts w:eastAsia="Palatino Linotype" w:cs="Palatino Linotype"/>
-        </w:rPr>
-        <w:tab/>
-        <w:t>Date:</w:t>
-      </w:r>
-      <w:r>
-        <w:br w:type="page"/>
-      </w:r>
-    </w:p>
-    <w:p>
-      <w:pPr>
-        <w:pStyle w:val="LO-normal"/>
-        <w:spacing w:before="0" w:after="0"/>
-        <w:jc w:val="center"/>
-        <w:rPr>
-          <w:b/>
-        </w:rPr>
-      </w:pPr>
-      <w:r>
-        <w:rPr>
-          <w:b/>
-        </w:rPr>
-        <w:t>APPENDIX A</w:t>
-      </w:r>
-    </w:p>
-    <w:p>
-      <w:pPr>
-        <w:pStyle w:val="LO-normal"/>
-        <w:jc w:val="center"/>
-        <w:rPr>
-          <w:b/>
-        </w:rPr>
-      </w:pPr>
-      <w:r>
-        <w:rPr>
-          <w:b/>
-        </w:rPr>
-        <w:t>STATEMENT OF WORK</w:t>
-      </w:r>
-    </w:p>
-    <w:p>
-      <w:pPr>
-        <w:pStyle w:val="LO-normal"/>
-        <w:rPr/>
-      </w:pPr>
-      <w:r>
-        <w:rPr>
-          <w:rFonts w:eastAsia="Calibri" w:cs="Calibri" w:ascii="Calibri" w:hAnsi="Calibri"/>
-          <w:b/>
-          <w:sz w:val="26"/>
-          <w:szCs w:val="26"/>
-        </w:rPr>
-        <w:t>General:</w:t>
-      </w:r>
-      <w:r>
-        <w:rPr/>
-        <w:br/>
-        <w:tab/>
-        <w:t>Type: Contractor</w:t>
-        <w:br/>
-        <w:tab/>
-        <w:t xml:space="preserve">Name: </w:t>
-      </w:r>
-      <w:r>
-        <w:rPr>
-          <w:b w:val="false"/>
-          <w:i w:val="false"/>
-          <w:caps w:val="false"/>
-          <w:smallCaps w:val="false"/>
-          <w:spacing w:val="0"/>
-          <w:sz w:val="22"/>
-          <w:szCs w:val="22"/>
-        </w:rPr>
-        <w:t xml:space="preserve"> Chris Jay Cleto Cardano </w:t>
+        <w:t xml:space="preserve"> </w:t>
       </w:r>
     </w:p>
     <w:p>
@@ -2341,41 +2360,67 @@
           <w:sz w:val="22"/>
           <w:szCs w:val="22"/>
         </w:rPr>
-        <w:t xml:space="preserve">il: </w:t>
-      </w:r>
-      <w:r>
-        <w:rPr>
-          <w:b w:val="false"/>
-          <w:i w:val="false"/>
-          <w:caps w:val="false"/>
-          <w:smallCaps w:val="false"/>
-          <w:spacing w:val="0"/>
-          <w:sz w:val="22"/>
-          <w:szCs w:val="22"/>
-        </w:rPr>
-        <w:t xml:space="preserve">chriscards27@gmail.com  </w:t>
+        <w:t>il:</w:t>
       </w:r>
       <w:r>
         <w:rPr/>
         <w:br/>
         <w:t xml:space="preserve">Address: </w:t>
+      </w:r>
+    </w:p>
+    <w:p>
+      <w:pPr>
+        <w:pStyle w:val="LO-normal"/>
+        <w:widowControl/>
+        <w:tabs>
+          <w:tab w:val="clear" w:pos="720"/>
+          <w:tab w:val="left" w:pos="938" w:leader="none"/>
+          <w:tab w:val="left" w:pos="1013" w:leader="none"/>
+          <w:tab w:val="left" w:pos="1170" w:leader="none"/>
+        </w:tabs>
+        <w:suppressAutoHyphens w:val="true"/>
+        <w:bidi w:val="0"/>
+        <w:spacing w:lineRule="auto" w:line="276" w:before="0" w:after="0"/>
+        <w:ind w:hanging="0" w:left="720" w:right="0"/>
+        <w:jc w:val="left"/>
+        <w:rPr/>
+      </w:pPr>
+      <w:r>
+        <w:rPr/>
+        <w:t xml:space="preserve">Start Date: </w:t>
+        <w:br/>
+        <w:t xml:space="preserve">Term length: </w:t>
+        <w:br/>
       </w:r>
       <w:r>
         <w:rPr>
           <w:rStyle w:val="Strong"/>
           <w:b w:val="false"/>
           <w:bCs w:val="false"/>
-          <w:sz w:val="22"/>
-          <w:szCs w:val="22"/>
-        </w:rPr>
-        <w:t>44 Mapagmahal Street, Brgy. Pinyahan, Quezon City, Philippines</w:t>
-      </w:r>
-      <w:r>
-        <w:rPr/>
-        <w:br/>
-        <w:t>Start Date: 5th of January 2026</w:t>
-        <w:br/>
-        <w:t>Reporting to: Quinten Bench</w:t>
+        </w:rPr>
+        <w:t>Estimated Hours per Week:</w:t>
+      </w:r>
+    </w:p>
+    <w:p>
+      <w:pPr>
+        <w:pStyle w:val="LO-normal"/>
+        <w:widowControl/>
+        <w:tabs>
+          <w:tab w:val="clear" w:pos="720"/>
+          <w:tab w:val="left" w:pos="938" w:leader="none"/>
+          <w:tab w:val="left" w:pos="1013" w:leader="none"/>
+          <w:tab w:val="left" w:pos="1170" w:leader="none"/>
+        </w:tabs>
+        <w:suppressAutoHyphens w:val="true"/>
+        <w:bidi w:val="0"/>
+        <w:spacing w:lineRule="auto" w:line="276" w:before="0" w:after="0"/>
+        <w:ind w:hanging="0" w:left="720" w:right="0"/>
+        <w:jc w:val="left"/>
+        <w:rPr/>
+      </w:pPr>
+      <w:r>
+        <w:rPr/>
+        <w:t xml:space="preserve">Compensation Rate (USD per hour): </w:t>
       </w:r>
     </w:p>
     <w:p>
@@ -2429,7 +2474,7 @@
         <w:widowControl/>
         <w:numPr>
           <w:ilvl w:val="0"/>
-          <w:numId w:val="2"/>
+          <w:numId w:val="1"/>
         </w:numPr>
         <w:tabs>
           <w:tab w:val="clear" w:pos="720"/>
@@ -2458,7 +2503,7 @@
         <w:widowControl/>
         <w:numPr>
           <w:ilvl w:val="0"/>
-          <w:numId w:val="2"/>
+          <w:numId w:val="1"/>
         </w:numPr>
         <w:tabs>
           <w:tab w:val="clear" w:pos="720"/>
@@ -2478,7 +2523,7 @@
           <w:b w:val="false"/>
           <w:bCs w:val="false"/>
         </w:rPr>
-        <w:t>The Contractor will be compensated for the trial asset at the rate set out in Section 6, based on actual hours worked.</w:t>
+        <w:t>The Contractor will be compensated for the trial asset at the rate specified at the beginning of this Statement of Work.</w:t>
       </w:r>
     </w:p>
     <w:p>
@@ -2487,7 +2532,7 @@
         <w:widowControl/>
         <w:numPr>
           <w:ilvl w:val="0"/>
-          <w:numId w:val="2"/>
+          <w:numId w:val="1"/>
         </w:numPr>
         <w:tabs>
           <w:tab w:val="clear" w:pos="720"/>
@@ -2516,7 +2561,7 @@
         <w:widowControl/>
         <w:numPr>
           <w:ilvl w:val="0"/>
-          <w:numId w:val="2"/>
+          <w:numId w:val="1"/>
         </w:numPr>
         <w:tabs>
           <w:tab w:val="clear" w:pos="720"/>
@@ -2545,7 +2590,7 @@
         <w:widowControl/>
         <w:numPr>
           <w:ilvl w:val="0"/>
-          <w:numId w:val="2"/>
+          <w:numId w:val="1"/>
         </w:numPr>
         <w:tabs>
           <w:tab w:val="clear" w:pos="720"/>
@@ -2574,7 +2619,7 @@
         <w:widowControl/>
         <w:numPr>
           <w:ilvl w:val="0"/>
-          <w:numId w:val="2"/>
+          <w:numId w:val="1"/>
         </w:numPr>
         <w:tabs>
           <w:tab w:val="clear" w:pos="720"/>
@@ -2677,8 +2722,13 @@
     </w:p>
     <w:p>
       <w:pPr>
-        <w:pStyle w:val="LO-normal"/>
-        <w:ind w:hanging="0" w:left="270"/>
+        <w:pStyle w:val="BodyText"/>
+        <w:widowControl/>
+        <w:suppressAutoHyphens w:val="true"/>
+        <w:bidi w:val="0"/>
+        <w:spacing w:lineRule="auto" w:line="276" w:before="57" w:after="57"/>
+        <w:ind w:firstLine="227" w:left="680" w:right="0"/>
+        <w:jc w:val="left"/>
         <w:rPr>
           <w:i/>
           <w:i/>
@@ -2686,159 +2736,85 @@
       </w:pPr>
       <w:r>
         <w:rPr>
+          <w:rStyle w:val="Strong"/>
+          <w:b w:val="false"/>
+          <w:bCs w:val="false"/>
           <w:i/>
         </w:rPr>
         <w:t>EmbodyGames Responsibilities:</w:t>
       </w:r>
-    </w:p>
-    <w:p>
-      <w:pPr>
-        <w:pStyle w:val="LO-normal"/>
-        <w:ind w:hanging="0" w:left="810"/>
-        <w:rPr/>
-      </w:pPr>
-      <w:r>
-        <w:rPr/>
-        <w:t>Provide necessary information and details about each project, ensuring</w:t>
-      </w:r>
-    </w:p>
-    <w:p>
-      <w:pPr>
-        <w:pStyle w:val="LO-normal"/>
-        <w:ind w:hanging="0" w:left="810"/>
-        <w:rPr/>
-      </w:pPr>
-      <w:r>
-        <w:rPr/>
-        <w:t>the contractor is setup for success.</w:t>
+      <w:r>
+        <w:rPr>
+          <w:i/>
+        </w:rPr>
+        <w:br/>
+        <w:t>Provide the Contractor with necessary information, guidance, and support to enable successful completion of assigned projects.</w:t>
+      </w:r>
+    </w:p>
+    <w:p>
+      <w:pPr>
+        <w:pStyle w:val="BodyText"/>
+        <w:widowControl/>
+        <w:suppressAutoHyphens w:val="true"/>
+        <w:bidi w:val="0"/>
+        <w:spacing w:lineRule="auto" w:line="276" w:before="0" w:after="0"/>
+        <w:ind w:firstLine="227" w:left="680" w:right="0"/>
+        <w:jc w:val="left"/>
+        <w:rPr/>
+      </w:pPr>
+      <w:r>
+        <w:rPr>
+          <w:rStyle w:val="Strong"/>
+          <w:b w:val="false"/>
+          <w:bCs w:val="false"/>
+          <w:i/>
+          <w:iCs/>
+        </w:rPr>
+        <w:t>Contractor Responsibilities:</w:t>
+      </w:r>
+      <w:r>
+        <w:rPr/>
+        <w:br/>
+        <w:t xml:space="preserve">Collaborate with EmbodyGames across all stages of a project, from initial planning through execution and delivery. This includes contributing to research, development, and problem-solving, participating in project discussions and coordination, and ensuring all work is completed on time and meets the quality and requirements set by the Company. </w:t>
+      </w:r>
+    </w:p>
+    <w:p>
+      <w:pPr>
+        <w:pStyle w:val="LO-normal"/>
+        <w:ind w:hanging="0" w:left="0"/>
+        <w:rPr/>
+      </w:pPr>
+      <w:r>
+        <w:rPr/>
+      </w:r>
+    </w:p>
+    <w:p>
+      <w:pPr>
+        <w:pStyle w:val="LO-normal"/>
+        <w:rPr>
+          <w:b/>
+        </w:rPr>
+      </w:pPr>
+      <w:r>
+        <w:rPr/>
+        <w:t xml:space="preserve">3. </w:t>
+      </w:r>
+      <w:r>
+        <w:rPr>
+          <w:b/>
+        </w:rPr>
+        <w:t>DELIVERABLE MATERIALS</w:t>
       </w:r>
     </w:p>
     <w:p>
       <w:pPr>
         <w:pStyle w:val="LO-normal"/>
         <w:ind w:hanging="0" w:left="270"/>
-        <w:rPr>
-          <w:i/>
-          <w:i/>
-        </w:rPr>
-      </w:pPr>
-      <w:r>
-        <w:rPr>
-          <w:i/>
-        </w:rPr>
-        <w:t>Contractor Responsibilities:</w:t>
-      </w:r>
-    </w:p>
-    <w:p>
-      <w:pPr>
-        <w:pStyle w:val="LO-normal"/>
-        <w:ind w:hanging="0" w:left="810"/>
-        <w:rPr/>
-      </w:pPr>
-      <w:r>
-        <w:rPr/>
-        <w:t>Collaborate with EmbodyGames during the pre-production, production &amp; post</w:t>
-      </w:r>
-    </w:p>
-    <w:p>
-      <w:pPr>
-        <w:pStyle w:val="LO-normal"/>
-        <w:ind w:hanging="0" w:left="810"/>
-        <w:rPr/>
-      </w:pPr>
-      <w:r>
-        <w:rPr/>
-        <w:t>production process to formulate plans and direction on projects.</w:t>
-      </w:r>
-    </w:p>
-    <w:p>
-      <w:pPr>
-        <w:pStyle w:val="LO-normal"/>
-        <w:ind w:hanging="0" w:left="810"/>
-        <w:rPr/>
-      </w:pPr>
-      <w:r>
-        <w:rPr/>
-        <w:t>Includes but not limited to:</w:t>
-      </w:r>
-    </w:p>
-    <w:p>
-      <w:pPr>
-        <w:pStyle w:val="LO-normal"/>
-        <w:numPr>
-          <w:ilvl w:val="0"/>
-          <w:numId w:val="1"/>
-        </w:numPr>
-        <w:ind w:hanging="360" w:left="1440"/>
-        <w:rPr/>
-      </w:pPr>
-      <w:r>
-        <w:rPr/>
-        <w:t>Research &amp; concepts of assets / game design</w:t>
-      </w:r>
-    </w:p>
-    <w:p>
-      <w:pPr>
-        <w:pStyle w:val="LO-normal"/>
-        <w:numPr>
-          <w:ilvl w:val="0"/>
-          <w:numId w:val="1"/>
-        </w:numPr>
-        <w:ind w:hanging="360" w:left="1440"/>
-        <w:rPr/>
-      </w:pPr>
-      <w:r>
-        <w:rPr/>
-        <w:t>Adhoc meetings for coordinating project status</w:t>
-      </w:r>
-    </w:p>
-    <w:p>
-      <w:pPr>
-        <w:pStyle w:val="LO-normal"/>
-        <w:ind w:hanging="0" w:left="0"/>
-        <w:rPr/>
-      </w:pPr>
-      <w:r>
-        <w:rPr/>
-      </w:r>
-    </w:p>
-    <w:p>
-      <w:pPr>
-        <w:pStyle w:val="LO-normal"/>
-        <w:rPr>
-          <w:b/>
-        </w:rPr>
-      </w:pPr>
-      <w:r>
-        <w:rPr/>
-        <w:t xml:space="preserve">3. </w:t>
-      </w:r>
-      <w:r>
-        <w:rPr>
-          <w:b/>
-        </w:rPr>
-        <w:t>DELIVERABLE MATERIALS</w:t>
-      </w:r>
-    </w:p>
-    <w:p>
-      <w:pPr>
-        <w:pStyle w:val="LO-normal"/>
-        <w:ind w:hanging="0" w:left="270"/>
         <w:rPr/>
       </w:pPr>
       <w:r>
         <w:rPr/>
         <w:t xml:space="preserve">The Contractor shall perform scheduled responsibilities and submit a final invoice upon completion. All third-party software used must have an active subscription, and any open-source software utilized does not grant rights or obligations to the open-source community in commercial use. </w:t>
-      </w:r>
-    </w:p>
-    <w:p>
-      <w:pPr>
-        <w:pStyle w:val="LO-normal"/>
-        <w:ind w:hanging="0" w:left="270"/>
-        <w:rPr/>
-      </w:pPr>
-      <w:r>
-        <w:rPr/>
       </w:r>
     </w:p>
     <w:p>
@@ -2878,18 +2854,80 @@
         <w:rPr>
           <w:b/>
         </w:rPr>
-        <w:t>ESTIMATED SCHEDULE</w:t>
+        <w:t>TERM AND ENGAGEMENT</w:t>
       </w:r>
     </w:p>
     <w:p>
       <w:pPr>
         <w:pStyle w:val="LO-normal"/>
         <w:ind w:hanging="0" w:left="270"/>
-        <w:rPr/>
-      </w:pPr>
-      <w:r>
-        <w:rPr/>
-        <w:t>Number of days/week or month:</w:t>
+        <w:rPr>
+          <w:b w:val="false"/>
+          <w:bCs w:val="false"/>
+        </w:rPr>
+      </w:pPr>
+      <w:r>
+        <w:rPr>
+          <w:b w:val="false"/>
+          <w:bCs w:val="false"/>
+        </w:rPr>
+        <w:t xml:space="preserve">This assignment shall remain in effect for the </w:t>
+      </w:r>
+      <w:r>
+        <w:rPr>
+          <w:b w:val="false"/>
+          <w:bCs w:val="false"/>
+        </w:rPr>
+        <w:t>t</w:t>
+      </w:r>
+      <w:r>
+        <w:rPr>
+          <w:b w:val="false"/>
+          <w:bCs w:val="false"/>
+        </w:rPr>
+        <w:t xml:space="preserve">erm </w:t>
+      </w:r>
+      <w:r>
+        <w:rPr>
+          <w:b w:val="false"/>
+          <w:bCs w:val="false"/>
+        </w:rPr>
+        <w:t>l</w:t>
+      </w:r>
+      <w:r>
+        <w:rPr>
+          <w:b w:val="false"/>
+          <w:bCs w:val="false"/>
+        </w:rPr>
+        <w:t xml:space="preserve">ength specified above and as long as both parties are in agreement. Following written approval of the trial asset, either party may terminate the engagement with notice in accordance with Section 2 of the Agreement. </w:t>
+      </w:r>
+    </w:p>
+    <w:p>
+      <w:pPr>
+        <w:pStyle w:val="LO-normal"/>
+        <w:ind w:hanging="0" w:left="0"/>
+        <w:rPr/>
+      </w:pPr>
+      <w:r>
+        <w:rPr/>
+      </w:r>
+    </w:p>
+    <w:p>
+      <w:pPr>
+        <w:pStyle w:val="LO-normal"/>
+        <w:rPr>
+          <w:b/>
+        </w:rPr>
+      </w:pPr>
+      <w:r>
+        <w:rPr/>
+        <w:t xml:space="preserve">5. </w:t>
+      </w:r>
+      <w:r>
+        <w:rPr>
+          <w:b/>
+        </w:rPr>
+        <w:t>COMPLETION CRITERIA</w:t>
       </w:r>
     </w:p>
     <w:p>
@@ -2900,7 +2938,7 @@
       </w:pPr>
       <w:r>
         <w:rPr/>
-        <w:t>Estimated ~20-40 hours per week</w:t>
+        <w:t>Responsibilities should be completed on time per the production schedule provided to</w:t>
       </w:r>
     </w:p>
     <w:p>
@@ -2911,7 +2949,35 @@
       </w:pPr>
       <w:r>
         <w:rPr/>
-        <w:t>Term length: Ongoing</w:t>
+        <w:t>them.</w:t>
+      </w:r>
+    </w:p>
+    <w:p>
+      <w:pPr>
+        <w:pStyle w:val="LO-normal"/>
+        <w:ind w:hanging="0" w:left="0"/>
+        <w:rPr/>
+      </w:pPr>
+      <w:r>
+        <w:rPr/>
+      </w:r>
+    </w:p>
+    <w:p>
+      <w:pPr>
+        <w:pStyle w:val="LO-normal"/>
+        <w:rPr>
+          <w:b/>
+        </w:rPr>
+      </w:pPr>
+      <w:r>
+        <w:rPr/>
+        <w:t xml:space="preserve">6. </w:t>
+      </w:r>
+      <w:r>
+        <w:rPr>
+          <w:b/>
+        </w:rPr>
+        <w:t>COST &amp; REIMBURSABLE EXPENSES</w:t>
       </w:r>
     </w:p>
     <w:p>
@@ -2921,8 +2987,26 @@
         <w:rPr/>
       </w:pPr>
       <w:r>
-        <w:rPr/>
-        <w:t>This is an ongoing assignment and will remain in effect as long as both parties</w:t>
+        <w:rPr>
+          <w:b w:val="false"/>
+          <w:bCs w:val="false"/>
+        </w:rPr>
+        <w:t xml:space="preserve">The Contractor shall be compensated </w:t>
+      </w:r>
+      <w:r>
+        <w:rPr>
+          <w:rStyle w:val="Strong"/>
+          <w:b w:val="false"/>
+          <w:bCs w:val="false"/>
+        </w:rPr>
+        <w:t>at a rate no less than the Compensation Rate specified at the beginning of this Statement of Work</w:t>
+      </w:r>
+      <w:r>
+        <w:rPr>
+          <w:b w:val="false"/>
+          <w:bCs w:val="false"/>
+        </w:rPr>
+        <w:t xml:space="preserve">. </w:t>
       </w:r>
     </w:p>
     <w:p>
@@ -2933,7 +3017,29 @@
       </w:pPr>
       <w:r>
         <w:rPr/>
-        <w:t xml:space="preserve">are in agreement. Following written approval of the trial asset, either party may terminate the engagement in accordance with Section 2 of the Agreement. </w:t>
+        <w:t>Contractor will invoice EmbodyGames after each month of completed labor.</w:t>
+      </w:r>
+    </w:p>
+    <w:p>
+      <w:pPr>
+        <w:pStyle w:val="LO-normal"/>
+        <w:ind w:hanging="0" w:left="270"/>
+        <w:rPr/>
+      </w:pPr>
+      <w:r>
+        <w:rPr/>
+        <w:t>EmbodyGames will submit payment within 30 days from date of receipt of the invoice.</w:t>
+      </w:r>
+    </w:p>
+    <w:p>
+      <w:pPr>
+        <w:pStyle w:val="LO-normal"/>
+        <w:ind w:hanging="0" w:left="270"/>
+        <w:rPr/>
+      </w:pPr>
+      <w:r>
+        <w:rPr/>
+        <w:t>All other expenses must be approved in advance by EmbodyGames.</w:t>
       </w:r>
     </w:p>
     <w:p>
@@ -2955,13 +3061,13 @@
       </w:pPr>
       <w:r>
         <w:rPr/>
-        <w:t xml:space="preserve">5. </w:t>
-      </w:r>
-      <w:r>
-        <w:rPr>
-          <w:b/>
-        </w:rPr>
-        <w:t>COMPLETION CRITERIA</w:t>
+        <w:t xml:space="preserve">7. </w:t>
+      </w:r>
+      <w:r>
+        <w:rPr>
+          <w:b/>
+        </w:rPr>
+        <w:t>CHANGE ORDER PROCEDURE</w:t>
       </w:r>
     </w:p>
     <w:p>
@@ -2972,7 +3078,16 @@
       </w:pPr>
       <w:r>
         <w:rPr/>
-        <w:t>Responsibilities should be completed on time per the production schedule provided to</w:t>
+        <w:t>All change orders must be mutually agreed upon in writing by both parties.</w:t>
+      </w:r>
+    </w:p>
+    <w:p>
+      <w:pPr>
+        <w:pStyle w:val="LO-normal"/>
+        <w:rPr/>
+      </w:pPr>
+      <w:r>
+        <w:rPr/>
       </w:r>
     </w:p>
     <w:p>
@@ -2983,137 +3098,6 @@
       </w:pPr>
       <w:r>
         <w:rPr/>
-        <w:t>them.</w:t>
-      </w:r>
-    </w:p>
-    <w:p>
-      <w:pPr>
-        <w:pStyle w:val="LO-normal"/>
-        <w:ind w:hanging="0" w:left="0"/>
-        <w:rPr/>
-      </w:pPr>
-      <w:r>
-        <w:rPr/>
-      </w:r>
-    </w:p>
-    <w:p>
-      <w:pPr>
-        <w:pStyle w:val="LO-normal"/>
-        <w:rPr>
-          <w:b/>
-        </w:rPr>
-      </w:pPr>
-      <w:r>
-        <w:rPr/>
-        <w:t xml:space="preserve">6. </w:t>
-      </w:r>
-      <w:r>
-        <w:rPr>
-          <w:b/>
-        </w:rPr>
-        <w:t>COST &amp; REIMBURSABLE EXPENSES</w:t>
-      </w:r>
-    </w:p>
-    <w:p>
-      <w:pPr>
-        <w:pStyle w:val="LO-normal"/>
-        <w:ind w:hanging="0" w:left="270"/>
-        <w:rPr/>
-      </w:pPr>
-      <w:r>
-        <w:rPr/>
-        <w:t>Contractor will be compensated a fixed rate as agreed upon by both parties, but no less than USD $4.50/hour.</w:t>
-      </w:r>
-    </w:p>
-    <w:p>
-      <w:pPr>
-        <w:pStyle w:val="LO-normal"/>
-        <w:ind w:hanging="0" w:left="270"/>
-        <w:rPr/>
-      </w:pPr>
-      <w:r>
-        <w:rPr/>
-        <w:t>Contractor will invoice EmbodyGames after each month of completed labor.</w:t>
-      </w:r>
-    </w:p>
-    <w:p>
-      <w:pPr>
-        <w:pStyle w:val="LO-normal"/>
-        <w:ind w:hanging="0" w:left="270"/>
-        <w:rPr/>
-      </w:pPr>
-      <w:r>
-        <w:rPr/>
-        <w:t>EmbodyGames will submit payment within 30 days from date of receipt of the invoice.</w:t>
-      </w:r>
-    </w:p>
-    <w:p>
-      <w:pPr>
-        <w:pStyle w:val="LO-normal"/>
-        <w:ind w:hanging="0" w:left="270"/>
-        <w:rPr/>
-      </w:pPr>
-      <w:r>
-        <w:rPr/>
-        <w:t>All other expenses must be approved in advance by EmbodyGames.</w:t>
-      </w:r>
-    </w:p>
-    <w:p>
-      <w:pPr>
-        <w:pStyle w:val="LO-normal"/>
-        <w:ind w:hanging="0" w:left="0"/>
-        <w:rPr/>
-      </w:pPr>
-      <w:r>
-        <w:rPr/>
-      </w:r>
-    </w:p>
-    <w:p>
-      <w:pPr>
-        <w:pStyle w:val="LO-normal"/>
-        <w:rPr>
-          <w:b/>
-        </w:rPr>
-      </w:pPr>
-      <w:r>
-        <w:rPr/>
-        <w:t xml:space="preserve">7. </w:t>
-      </w:r>
-      <w:r>
-        <w:rPr>
-          <w:b/>
-        </w:rPr>
-        <w:t>CHANGE ORDER PROCEDURE</w:t>
-      </w:r>
-    </w:p>
-    <w:p>
-      <w:pPr>
-        <w:pStyle w:val="LO-normal"/>
-        <w:ind w:hanging="0" w:left="270"/>
-        <w:rPr/>
-      </w:pPr>
-      <w:r>
-        <w:rPr/>
-        <w:t>All change orders must be mutually agreed upon in writing by both parties.</w:t>
-      </w:r>
-    </w:p>
-    <w:p>
-      <w:pPr>
-        <w:pStyle w:val="LO-normal"/>
-        <w:rPr/>
-      </w:pPr>
-      <w:r>
-        <w:rPr/>
-      </w:r>
-    </w:p>
-    <w:p>
-      <w:pPr>
-        <w:pStyle w:val="LO-normal"/>
-        <w:ind w:hanging="0" w:left="270"/>
-        <w:rPr/>
-      </w:pPr>
-      <w:r>
-        <w:rPr/>
         <w:t>IN WITNESS WHEREOF, the Parties have executed this Statement of Work as of the</w:t>
       </w:r>
     </w:p>
@@ -3372,19 +3356,7 @@
         <w:tab/>
         <w:tab/>
         <w:tab/>
-        <w:t xml:space="preserve">Name: </w:t>
-      </w:r>
-      <w:r>
-        <w:rPr>
-          <w:b w:val="false"/>
-          <w:i w:val="false"/>
-          <w:caps w:val="false"/>
-          <w:smallCaps w:val="false"/>
-          <w:spacing w:val="0"/>
-          <w:sz w:val="22"/>
-          <w:szCs w:val="22"/>
-        </w:rPr>
-        <w:t xml:space="preserve">Chris Jay Cleto Cardano </w:t>
+        <w:t>Name:</w:t>
       </w:r>
     </w:p>
     <w:p>
@@ -3453,19 +3425,7 @@
         <w:tab/>
         <w:tab/>
         <w:tab/>
-        <w:t xml:space="preserve">Email: </w:t>
-      </w:r>
-      <w:r>
-        <w:rPr>
-          <w:b w:val="false"/>
-          <w:i w:val="false"/>
-          <w:caps w:val="false"/>
-          <w:smallCaps w:val="false"/>
-          <w:spacing w:val="0"/>
-          <w:sz w:val="22"/>
-          <w:szCs w:val="22"/>
-        </w:rPr>
-        <w:t xml:space="preserve">chriscards27@gmail.com   </w:t>
+        <w:t>Email:</w:t>
       </w:r>
     </w:p>
     <w:p>
@@ -3805,152 +3765,6 @@
     <w:lvl w:ilvl="0">
       <w:start w:val="1"/>
       <w:numFmt w:val="bullet"/>
-      <w:lvlText w:val="-"/>
-      <w:lvlJc w:val="left"/>
-      <w:pPr>
-        <w:tabs>
-          <w:tab w:val="num" w:pos="0"/>
-        </w:tabs>
-        <w:ind w:left="1440" w:hanging="360"/>
-      </w:pPr>
-      <w:rPr>
-        <w:rFonts w:ascii="OpenSymbol" w:hAnsi="OpenSymbol" w:cs="OpenSymbol" w:hint="default"/>
-        <w:u w:val="none"/>
-      </w:rPr>
-    </w:lvl>
-    <w:lvl w:ilvl="1">
-      <w:start w:val="1"/>
-      <w:numFmt w:val="bullet"/>
-      <w:lvlText w:val="-"/>
-      <w:lvlJc w:val="left"/>
-      <w:pPr>
-        <w:tabs>
-          <w:tab w:val="num" w:pos="0"/>
-        </w:tabs>
-        <w:ind w:left="2160" w:hanging="360"/>
-      </w:pPr>
-      <w:rPr>
-        <w:rFonts w:ascii="OpenSymbol" w:hAnsi="OpenSymbol" w:cs="OpenSymbol" w:hint="default"/>
-        <w:u w:val="none"/>
-      </w:rPr>
-    </w:lvl>
-    <w:lvl w:ilvl="2">
-      <w:start w:val="1"/>
-      <w:numFmt w:val="bullet"/>
-      <w:lvlText w:val="-"/>
-      <w:lvlJc w:val="left"/>
-      <w:pPr>
-        <w:tabs>
-          <w:tab w:val="num" w:pos="0"/>
-        </w:tabs>
-        <w:ind w:left="2880" w:hanging="360"/>
-      </w:pPr>
-      <w:rPr>
-        <w:rFonts w:ascii="OpenSymbol" w:hAnsi="OpenSymbol" w:cs="OpenSymbol" w:hint="default"/>
-        <w:u w:val="none"/>
-      </w:rPr>
-    </w:lvl>
-    <w:lvl w:ilvl="3">
-      <w:start w:val="1"/>
-      <w:numFmt w:val="bullet"/>
-      <w:lvlText w:val="-"/>
-      <w:lvlJc w:val="left"/>
-      <w:pPr>
-        <w:tabs>
-          <w:tab w:val="num" w:pos="0"/>
-        </w:tabs>
-        <w:ind w:left="3600" w:hanging="360"/>
-      </w:pPr>
-      <w:rPr>
-        <w:rFonts w:ascii="OpenSymbol" w:hAnsi="OpenSymbol" w:cs="OpenSymbol" w:hint="default"/>
-        <w:u w:val="none"/>
-      </w:rPr>
-    </w:lvl>
-    <w:lvl w:ilvl="4">
-      <w:start w:val="1"/>
-      <w:numFmt w:val="bullet"/>
-      <w:lvlText w:val="-"/>
-      <w:lvlJc w:val="left"/>
-      <w:pPr>
-        <w:tabs>
-          <w:tab w:val="num" w:pos="0"/>
-        </w:tabs>
-        <w:ind w:left="4320" w:hanging="360"/>
-      </w:pPr>
-      <w:rPr>
-        <w:rFonts w:ascii="OpenSymbol" w:hAnsi="OpenSymbol" w:cs="OpenSymbol" w:hint="default"/>
-        <w:u w:val="none"/>
-      </w:rPr>
-    </w:lvl>
-    <w:lvl w:ilvl="5">
-      <w:start w:val="1"/>
-      <w:numFmt w:val="bullet"/>
-      <w:lvlText w:val="-"/>
-      <w:lvlJc w:val="left"/>
-      <w:pPr>
-        <w:tabs>
-          <w:tab w:val="num" w:pos="0"/>
-        </w:tabs>
-        <w:ind w:left="5040" w:hanging="360"/>
-      </w:pPr>
-      <w:rPr>
-        <w:rFonts w:ascii="OpenSymbol" w:hAnsi="OpenSymbol" w:cs="OpenSymbol" w:hint="default"/>
-        <w:u w:val="none"/>
-      </w:rPr>
-    </w:lvl>
-    <w:lvl w:ilvl="6">
-      <w:start w:val="1"/>
-      <w:numFmt w:val="bullet"/>
-      <w:lvlText w:val="-"/>
-      <w:lvlJc w:val="left"/>
-      <w:pPr>
-        <w:tabs>
-          <w:tab w:val="num" w:pos="0"/>
-        </w:tabs>
-        <w:ind w:left="5760" w:hanging="360"/>
-      </w:pPr>
-      <w:rPr>
-        <w:rFonts w:ascii="OpenSymbol" w:hAnsi="OpenSymbol" w:cs="OpenSymbol" w:hint="default"/>
-        <w:u w:val="none"/>
-      </w:rPr>
-    </w:lvl>
-    <w:lvl w:ilvl="7">
-      <w:start w:val="1"/>
-      <w:numFmt w:val="bullet"/>
-      <w:lvlText w:val="-"/>
-      <w:lvlJc w:val="left"/>
-      <w:pPr>
-        <w:tabs>
-          <w:tab w:val="num" w:pos="0"/>
-        </w:tabs>
-        <w:ind w:left="6480" w:hanging="360"/>
-      </w:pPr>
-      <w:rPr>
-        <w:rFonts w:ascii="OpenSymbol" w:hAnsi="OpenSymbol" w:cs="OpenSymbol" w:hint="default"/>
-        <w:u w:val="none"/>
-      </w:rPr>
-    </w:lvl>
-    <w:lvl w:ilvl="8">
-      <w:start w:val="1"/>
-      <w:numFmt w:val="bullet"/>
-      <w:lvlText w:val="-"/>
-      <w:lvlJc w:val="left"/>
-      <w:pPr>
-        <w:tabs>
-          <w:tab w:val="num" w:pos="0"/>
-        </w:tabs>
-        <w:ind w:left="7200" w:hanging="360"/>
-      </w:pPr>
-      <w:rPr>
-        <w:rFonts w:ascii="OpenSymbol" w:hAnsi="OpenSymbol" w:cs="OpenSymbol" w:hint="default"/>
-        <w:u w:val="none"/>
-      </w:rPr>
-    </w:lvl>
-  </w:abstractNum>
-  <w:abstractNum w:abstractNumId="2">
-    <w:lvl w:ilvl="0">
-      <w:start w:val="1"/>
-      <w:numFmt w:val="bullet"/>
       <w:lvlText w:val=""/>
       <w:lvlJc w:val="left"/>
       <w:pPr>
@@ -4084,7 +3898,7 @@
       </w:rPr>
     </w:lvl>
   </w:abstractNum>
-  <w:abstractNum w:abstractNumId="3">
+  <w:abstractNum w:abstractNumId="2">
     <w:lvl w:ilvl="0">
       <w:start w:val="1"/>
       <w:numFmt w:val="none"/>
@@ -4208,9 +4022,6 @@
   </w:num>
   <w:num w:numId="2">
     <w:abstractNumId w:val="2"/>
-  </w:num>
-  <w:num w:numId="3">
-    <w:abstractNumId w:val="3"/>
   </w:num>
 </w:numbering>
 </file>
